--- a/CÔNG TY TNHH MỘT THÀNH VIÊN ĐẦU TƯ THƯƠNG MẠI H2L/H2L_Giảithể bước 2/Mau30.docx
+++ b/CÔNG TY TNHH MỘT THÀNH VIÊN ĐẦU TƯ THƯƠNG MẠI H2L/H2L_Giảithể bước 2/Mau30.docx
@@ -136,7 +136,7 @@
                     </wp:anchor>
                   </w:drawing>
                 </mc:Choice>
-                <mc:Fallback xmlns:w16sdtfl="http://schemas.microsoft.com/office/word/2024/wordml/sdtformatlock" xmlns:w16sdtdh="http://schemas.microsoft.com/office/word/2020/wordml/sdtdatahash" xmlns:w16du="http://schemas.microsoft.com/office/word/2023/wordml/word16du" xmlns:w16="http://schemas.microsoft.com/office/word/2018/wordml" xmlns:w16cid="http://schemas.microsoft.com/office/word/2016/wordml/cid" xmlns:w16cex="http://schemas.microsoft.com/office/word/2018/wordml/cex" xmlns:oel="http://schemas.microsoft.com/office/2019/extlst" xmlns:am3d="http://schemas.microsoft.com/office/drawing/2017/model3d" xmlns:aink="http://schemas.microsoft.com/office/drawing/2016/ink" xmlns:cx8="http://schemas.microsoft.com/office/drawing/2016/5/14/chartex" xmlns:cx7="http://schemas.microsoft.com/office/drawing/2016/5/13/chartex" xmlns:cx6="http://schemas.microsoft.com/office/drawing/2016/5/12/chartex" xmlns:cx5="http://schemas.microsoft.com/office/drawing/2016/5/11/chartex" xmlns:cx4="http://schemas.microsoft.com/office/drawing/2016/5/10/chartex" xmlns:cx3="http://schemas.microsoft.com/office/drawing/2016/5/9/chartex" xmlns:cx2="http://schemas.microsoft.com/office/drawing/2015/10/21/chartex">
+                <mc:Fallback xmlns:cx2="http://schemas.microsoft.com/office/drawing/2015/10/21/chartex" xmlns:cx3="http://schemas.microsoft.com/office/drawing/2016/5/9/chartex" xmlns:cx4="http://schemas.microsoft.com/office/drawing/2016/5/10/chartex" xmlns:cx5="http://schemas.microsoft.com/office/drawing/2016/5/11/chartex" xmlns:cx6="http://schemas.microsoft.com/office/drawing/2016/5/12/chartex" xmlns:cx7="http://schemas.microsoft.com/office/drawing/2016/5/13/chartex" xmlns:cx8="http://schemas.microsoft.com/office/drawing/2016/5/14/chartex" xmlns:aink="http://schemas.microsoft.com/office/drawing/2016/ink" xmlns:am3d="http://schemas.microsoft.com/office/drawing/2017/model3d" xmlns:oel="http://schemas.microsoft.com/office/2019/extlst" xmlns:w16cex="http://schemas.microsoft.com/office/word/2018/wordml/cex" xmlns:w16cid="http://schemas.microsoft.com/office/word/2016/wordml/cid" xmlns:w16="http://schemas.microsoft.com/office/word/2018/wordml" xmlns:w16du="http://schemas.microsoft.com/office/word/2023/wordml/word16du" xmlns:w16sdtdh="http://schemas.microsoft.com/office/word/2020/wordml/sdtdatahash" xmlns:w16sdtfl="http://schemas.microsoft.com/office/word/2024/wordml/sdtformatlock">
                   <w:pict>
                     <v:line w14:anchorId="2F65C4DE" id="Line 159" o:spid="_x0000_s1026" style="position:absolute;z-index:251660288;visibility:visible;mso-wrap-style:square;mso-width-percent:0;mso-height-percent:0;mso-wrap-distance-left:9pt;mso-wrap-distance-top:-3e-5mm;mso-wrap-distance-right:9pt;mso-wrap-distance-bottom:-3e-5mm;mso-position-horizontal:center;mso-position-horizontal-relative:margin;mso-position-vertical:absolute;mso-position-vertical-relative:text;mso-width-percent:0;mso-height-percent:0;mso-width-relative:page;mso-height-relative:page" from="0,15.5pt" to="158.75pt,15.5pt" o:gfxdata="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">
                       <w10:wrap anchorx="margin"/>
@@ -345,7 +345,7 @@
               </wp:anchor>
             </w:drawing>
           </mc:Choice>
-          <mc:Fallback xmlns:w16sdtfl="http://schemas.microsoft.com/office/word/2024/wordml/sdtformatlock" xmlns:w16sdtdh="http://schemas.microsoft.com/office/word/2020/wordml/sdtdatahash" xmlns:w16du="http://schemas.microsoft.com/office/word/2023/wordml/word16du" xmlns:w16="http://schemas.microsoft.com/office/word/2018/wordml" xmlns:w16cid="http://schemas.microsoft.com/office/word/2016/wordml/cid" xmlns:w16cex="http://schemas.microsoft.com/office/word/2018/wordml/cex" xmlns:oel="http://schemas.microsoft.com/office/2019/extlst" xmlns:am3d="http://schemas.microsoft.com/office/drawing/2017/model3d" xmlns:aink="http://schemas.microsoft.com/office/drawing/2016/ink" xmlns:cx8="http://schemas.microsoft.com/office/drawing/2016/5/14/chartex" xmlns:cx7="http://schemas.microsoft.com/office/drawing/2016/5/13/chartex" xmlns:cx6="http://schemas.microsoft.com/office/drawing/2016/5/12/chartex" xmlns:cx5="http://schemas.microsoft.com/office/drawing/2016/5/11/chartex" xmlns:cx4="http://schemas.microsoft.com/office/drawing/2016/5/10/chartex" xmlns:cx3="http://schemas.microsoft.com/office/drawing/2016/5/9/chartex" xmlns:cx2="http://schemas.microsoft.com/office/drawing/2015/10/21/chartex">
+          <mc:Fallback xmlns:cx2="http://schemas.microsoft.com/office/drawing/2015/10/21/chartex" xmlns:cx3="http://schemas.microsoft.com/office/drawing/2016/5/9/chartex" xmlns:cx4="http://schemas.microsoft.com/office/drawing/2016/5/10/chartex" xmlns:cx5="http://schemas.microsoft.com/office/drawing/2016/5/11/chartex" xmlns:cx6="http://schemas.microsoft.com/office/drawing/2016/5/12/chartex" xmlns:cx7="http://schemas.microsoft.com/office/drawing/2016/5/13/chartex" xmlns:cx8="http://schemas.microsoft.com/office/drawing/2016/5/14/chartex" xmlns:aink="http://schemas.microsoft.com/office/drawing/2016/ink" xmlns:am3d="http://schemas.microsoft.com/office/drawing/2017/model3d" xmlns:oel="http://schemas.microsoft.com/office/2019/extlst" xmlns:w16cex="http://schemas.microsoft.com/office/word/2018/wordml/cex" xmlns:w16cid="http://schemas.microsoft.com/office/word/2016/wordml/cid" xmlns:w16="http://schemas.microsoft.com/office/word/2018/wordml" xmlns:w16du="http://schemas.microsoft.com/office/word/2023/wordml/word16du" xmlns:w16sdtdh="http://schemas.microsoft.com/office/word/2020/wordml/sdtdatahash" xmlns:w16sdtfl="http://schemas.microsoft.com/office/word/2024/wordml/sdtformatlock">
             <w:pict>
               <v:line w14:anchorId="185C98FD" id="Straight Connector 1" o:spid="_x0000_s1026" style="position:absolute;z-index:251661312;visibility:visible;mso-wrap-style:square;mso-width-percent:0;mso-wrap-distance-left:9pt;mso-wrap-distance-top:0;mso-wrap-distance-right:9pt;mso-wrap-distance-bottom:0;mso-position-horizontal:center;mso-position-horizontal-relative:margin;mso-position-vertical:absolute;mso-position-vertical-relative:text;mso-width-percent:0;mso-width-relative:margin" from="0,48.75pt" to="78.7pt,48.75pt" o:gfxdata="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" strokecolor="black [3200]" strokeweight=".5pt">
                 <v:stroke joinstyle="miter"/>
@@ -850,7 +850,7 @@
                 <w:sz w:val="26"/>
                 <w:szCs w:val="26"/>
               </w:rPr>
-              <w:t>PHẠM THỊ THÙY LINH</w:t>
+              <w:t>NGUYỄN THỊ THÙY LINH</w:t>
             </w:r>
             <w:bookmarkStart w:id="0" w:name="_GoBack"/>
             <w:bookmarkEnd w:id="0"/>
